--- a/_报告/良渚文献目录站_第一版构建报告_20261027.docx
+++ b/_报告/良渚文献目录站_第一版构建报告_20261027.docx
@@ -17,132 +17,142 @@
       </w:r>
     </w:p>
     <w:p>
+      <w:pPr>
+        <w:spacing w:after="80"/>
+        <w:ind w:left="454"/>
+      </w:pPr>
+      <w:r>
+        <w:rPr>
+          <w:rFonts w:ascii="Times New Roman" w:hAnsi="Times New Roman" w:eastAsia="宋体"/>
+          <w:b/>
+          <w:color w:val="445566"/>
+          <w:sz w:val="21"/>
+        </w:rPr>
+        <w:t>课程</w:t>
+      </w:r>
       <w:r>
         <w:rPr>
           <w:rFonts w:ascii="Times New Roman" w:hAnsi="Times New Roman" w:eastAsia="宋体"/>
           <w:b w:val="0"/>
-          <w:sz w:val="22"/>
-        </w:rPr>
-        <w:t xml:space="preserve">&gt; </w:t>
+          <w:color w:val="445566"/>
+          <w:sz w:val="21"/>
+        </w:rPr>
+        <w:t xml:space="preserve">：数字文化技术（选修）· 数字文化技术导论 </w:t>
       </w:r>
       <w:r>
         <w:rPr>
           <w:rFonts w:ascii="Times New Roman" w:hAnsi="Times New Roman" w:eastAsia="宋体"/>
           <w:b/>
-          <w:sz w:val="22"/>
-        </w:rPr>
-        <w:t>课程</w:t>
+          <w:color w:val="445566"/>
+          <w:sz w:val="21"/>
+        </w:rPr>
+        <w:t>专题</w:t>
       </w:r>
       <w:r>
         <w:rPr>
           <w:rFonts w:ascii="Times New Roman" w:hAnsi="Times New Roman" w:eastAsia="宋体"/>
           <w:b w:val="0"/>
-          <w:sz w:val="22"/>
-        </w:rPr>
-        <w:t xml:space="preserve">：数字文化技术（选修）· 数字文化技术导论 &gt; </w:t>
+          <w:color w:val="445566"/>
+          <w:sz w:val="21"/>
+        </w:rPr>
+        <w:t xml:space="preserve">：宁波地域文明探源工程考古数据库 · 良渚文化 </w:t>
       </w:r>
       <w:r>
         <w:rPr>
           <w:rFonts w:ascii="Times New Roman" w:hAnsi="Times New Roman" w:eastAsia="宋体"/>
           <w:b/>
-          <w:sz w:val="22"/>
-        </w:rPr>
-        <w:t>专题</w:t>
+          <w:color w:val="445566"/>
+          <w:sz w:val="21"/>
+        </w:rPr>
+        <w:t>日期</w:t>
       </w:r>
       <w:r>
         <w:rPr>
           <w:rFonts w:ascii="Times New Roman" w:hAnsi="Times New Roman" w:eastAsia="宋体"/>
           <w:b w:val="0"/>
-          <w:sz w:val="22"/>
-        </w:rPr>
-        <w:t xml:space="preserve">：宁波地域文明探源工程考古数据库 · 良渚文化 &gt; </w:t>
+          <w:color w:val="445566"/>
+          <w:sz w:val="21"/>
+        </w:rPr>
+        <w:t xml:space="preserve">：2026-10-27 </w:t>
       </w:r>
       <w:r>
         <w:rPr>
           <w:rFonts w:ascii="Times New Roman" w:hAnsi="Times New Roman" w:eastAsia="宋体"/>
           <w:b/>
-          <w:sz w:val="22"/>
-        </w:rPr>
-        <w:t>日期</w:t>
+          <w:color w:val="445566"/>
+          <w:sz w:val="21"/>
+        </w:rPr>
+        <w:t>对应课件</w:t>
       </w:r>
       <w:r>
         <w:rPr>
           <w:rFonts w:ascii="Times New Roman" w:hAnsi="Times New Roman" w:eastAsia="宋体"/>
           <w:b w:val="0"/>
-          <w:sz w:val="22"/>
-        </w:rPr>
-        <w:t xml:space="preserve">：2026-10-27 &gt; </w:t>
+          <w:color w:val="445566"/>
+          <w:sz w:val="21"/>
+        </w:rPr>
+        <w:t xml:space="preserve">：第 5 周《AI 辅助 Web 开发》M2 · 课程目标与需求（第 11、13 页） </w:t>
       </w:r>
       <w:r>
         <w:rPr>
           <w:rFonts w:ascii="Times New Roman" w:hAnsi="Times New Roman" w:eastAsia="宋体"/>
           <w:b/>
-          <w:sz w:val="22"/>
-        </w:rPr>
-        <w:t>对应课件</w:t>
+          <w:color w:val="445566"/>
+          <w:sz w:val="21"/>
+        </w:rPr>
+        <w:t>工程位置</w:t>
       </w:r>
       <w:r>
         <w:rPr>
           <w:rFonts w:ascii="Times New Roman" w:hAnsi="Times New Roman" w:eastAsia="宋体"/>
           <w:b w:val="0"/>
-          <w:sz w:val="22"/>
-        </w:rPr>
-        <w:t xml:space="preserve">：第 5 周《AI 辅助 Web 开发》M2 · 课程目标与需求（第 11、13 页） &gt; </w:t>
+          <w:color w:val="445566"/>
+          <w:sz w:val="21"/>
+        </w:rPr>
+        <w:t>：</w:t>
+      </w:r>
+      <w:r>
+        <w:rPr>
+          <w:rFonts w:ascii="Consolas" w:hAnsi="Consolas" w:eastAsia="宋体"/>
+          <w:b w:val="0"/>
+          <w:color w:val="445566"/>
+          <w:sz w:val="20"/>
+        </w:rPr>
+        <w:t>03/01-程序/</w:t>
+      </w:r>
+      <w:r>
+        <w:rPr>
+          <w:rFonts w:ascii="Times New Roman" w:hAnsi="Times New Roman" w:eastAsia="宋体"/>
+          <w:b w:val="0"/>
+          <w:color w:val="445566"/>
+          <w:sz w:val="21"/>
+        </w:rPr>
+        <w:t xml:space="preserve"> </w:t>
       </w:r>
       <w:r>
         <w:rPr>
           <w:rFonts w:ascii="Times New Roman" w:hAnsi="Times New Roman" w:eastAsia="宋体"/>
           <w:b/>
-          <w:sz w:val="22"/>
-        </w:rPr>
-        <w:t>工程位置</w:t>
+          <w:color w:val="445566"/>
+          <w:sz w:val="21"/>
+        </w:rPr>
+        <w:t>一句话</w:t>
       </w:r>
       <w:r>
         <w:rPr>
           <w:rFonts w:ascii="Times New Roman" w:hAnsi="Times New Roman" w:eastAsia="宋体"/>
           <w:b w:val="0"/>
-          <w:sz w:val="22"/>
+          <w:color w:val="445566"/>
+          <w:sz w:val="21"/>
         </w:rPr>
         <w:t>：</w:t>
-      </w:r>
-      <w:r>
-        <w:rPr>
-          <w:rFonts w:ascii="Consolas" w:hAnsi="Consolas" w:eastAsia="宋体"/>
-          <w:b w:val="0"/>
-          <w:color w:val="A31D1D"/>
-          <w:sz w:val="21"/>
-        </w:rPr>
-        <w:t>03/01-程序/</w:t>
-      </w:r>
-      <w:r>
-        <w:rPr>
-          <w:rFonts w:ascii="Times New Roman" w:hAnsi="Times New Roman" w:eastAsia="宋体"/>
-          <w:b w:val="0"/>
-          <w:sz w:val="22"/>
-        </w:rPr>
-        <w:t xml:space="preserve"> &gt; </w:t>
       </w:r>
       <w:r>
         <w:rPr>
           <w:rFonts w:ascii="Times New Roman" w:hAnsi="Times New Roman" w:eastAsia="宋体"/>
           <w:b/>
-          <w:sz w:val="22"/>
-        </w:rPr>
-        <w:t>一句话</w:t>
-      </w:r>
-      <w:r>
-        <w:rPr>
-          <w:rFonts w:ascii="Times New Roman" w:hAnsi="Times New Roman" w:eastAsia="宋体"/>
-          <w:b w:val="0"/>
-          <w:sz w:val="22"/>
-        </w:rPr>
-        <w:t>：</w:t>
-      </w:r>
-      <w:r>
-        <w:rPr>
-          <w:rFonts w:ascii="Times New Roman" w:hAnsi="Times New Roman" w:eastAsia="宋体"/>
-          <w:b/>
-          <w:sz w:val="22"/>
+          <w:color w:val="445566"/>
+          <w:sz w:val="21"/>
         </w:rPr>
         <w:t>把 200 篇良渚文献 + 3 162 张图版 + 4.0.12 原始 JSON 迁进一个本地 SQLite，做成一个「能浏览、能检索、能看详情、能回源」并带最小关联图谱的单页网站。</w:t>
       </w:r>
@@ -746,32 +756,160 @@
       </w:r>
     </w:p>
     <w:p>
-      <w:r>
-        <w:rPr>
-          <w:rFonts w:ascii="Times New Roman" w:hAnsi="Times New Roman" w:eastAsia="宋体"/>
-          <w:b w:val="0"/>
-          <w:sz w:val="22"/>
-        </w:rPr>
-        <w:t>``</w:t>
-      </w:r>
+      <w:pPr>
+        <w:spacing w:line="240" w:lineRule="auto" w:after="0"/>
+        <w:ind w:left="340"/>
+      </w:pPr>
       <w:r>
         <w:rPr>
           <w:rFonts w:ascii="Consolas" w:hAnsi="Consolas" w:eastAsia="宋体"/>
-          <w:b w:val="0"/>
-          <w:color w:val="A31D1D"/>
-          <w:sz w:val="21"/>
-        </w:rPr>
-        <w:t xml:space="preserve"> 浏览器（index.html，单文件，零 CDN） │  同源 fetch /api/*        ← 浏览器只管「发请求、画界面」 ▼ FastAPI（lzkg/app.py，uvicorn 跑在 127.0.0.1:8771） │  查表、算指标、拼 JSON     ← 服务器只管「取数、算图、给结果」 ▼ SQLite（data/lzkg.db，单文件） │                          ← 文件只管「存数据、给索引」 ├─ literatures / images / tags / lit_tags / img_tags ├─ docs_fts / raw_json_fts  ← FTS5 trigram 全文索引 └─ graph_nodes / graph_edges ← 图谱节点与边 </w:t>
-      </w:r>
-      <w:r>
-        <w:rPr>
-          <w:rFonts w:ascii="Times New Roman" w:hAnsi="Times New Roman" w:eastAsia="宋体"/>
-          <w:b w:val="0"/>
-          <w:sz w:val="22"/>
-        </w:rPr>
-        <w:t>``</w:t>
+          <w:color w:val="223344"/>
+          <w:sz w:val="19"/>
+        </w:rPr>
+        <w:t>浏览器（index.html，单文件，零 CDN）</w:t>
       </w:r>
     </w:p>
+    <w:p>
+      <w:pPr>
+        <w:spacing w:line="240" w:lineRule="auto" w:after="0"/>
+        <w:ind w:left="340"/>
+      </w:pPr>
+      <w:r>
+        <w:rPr>
+          <w:rFonts w:ascii="Consolas" w:hAnsi="Consolas" w:eastAsia="宋体"/>
+          <w:color w:val="223344"/>
+          <w:sz w:val="19"/>
+        </w:rPr>
+        <w:t xml:space="preserve">   │  同源 fetch /api/*        ← 浏览器只管「发请求、画界面」</w:t>
+      </w:r>
+    </w:p>
+    <w:p>
+      <w:pPr>
+        <w:spacing w:line="240" w:lineRule="auto" w:after="0"/>
+        <w:ind w:left="340"/>
+      </w:pPr>
+      <w:r>
+        <w:rPr>
+          <w:rFonts w:ascii="Consolas" w:hAnsi="Consolas" w:eastAsia="宋体"/>
+          <w:color w:val="223344"/>
+          <w:sz w:val="19"/>
+        </w:rPr>
+        <w:t xml:space="preserve">   ▼</w:t>
+      </w:r>
+    </w:p>
+    <w:p>
+      <w:pPr>
+        <w:spacing w:line="240" w:lineRule="auto" w:after="0"/>
+        <w:ind w:left="340"/>
+      </w:pPr>
+      <w:r>
+        <w:rPr>
+          <w:rFonts w:ascii="Consolas" w:hAnsi="Consolas" w:eastAsia="宋体"/>
+          <w:color w:val="223344"/>
+          <w:sz w:val="19"/>
+        </w:rPr>
+        <w:t>FastAPI（lzkg/app.py，uvicorn 跑在 127.0.0.1:8771）</w:t>
+      </w:r>
+    </w:p>
+    <w:p>
+      <w:pPr>
+        <w:spacing w:line="240" w:lineRule="auto" w:after="0"/>
+        <w:ind w:left="340"/>
+      </w:pPr>
+      <w:r>
+        <w:rPr>
+          <w:rFonts w:ascii="Consolas" w:hAnsi="Consolas" w:eastAsia="宋体"/>
+          <w:color w:val="223344"/>
+          <w:sz w:val="19"/>
+        </w:rPr>
+        <w:t xml:space="preserve">   │  查表、算指标、拼 JSON     ← 服务器只管「取数、算图、给结果」</w:t>
+      </w:r>
+    </w:p>
+    <w:p>
+      <w:pPr>
+        <w:spacing w:line="240" w:lineRule="auto" w:after="0"/>
+        <w:ind w:left="340"/>
+      </w:pPr>
+      <w:r>
+        <w:rPr>
+          <w:rFonts w:ascii="Consolas" w:hAnsi="Consolas" w:eastAsia="宋体"/>
+          <w:color w:val="223344"/>
+          <w:sz w:val="19"/>
+        </w:rPr>
+        <w:t xml:space="preserve">   ▼</w:t>
+      </w:r>
+    </w:p>
+    <w:p>
+      <w:pPr>
+        <w:spacing w:line="240" w:lineRule="auto" w:after="0"/>
+        <w:ind w:left="340"/>
+      </w:pPr>
+      <w:r>
+        <w:rPr>
+          <w:rFonts w:ascii="Consolas" w:hAnsi="Consolas" w:eastAsia="宋体"/>
+          <w:color w:val="223344"/>
+          <w:sz w:val="19"/>
+        </w:rPr>
+        <w:t>SQLite（data/lzkg.db，单文件）</w:t>
+      </w:r>
+    </w:p>
+    <w:p>
+      <w:pPr>
+        <w:spacing w:line="240" w:lineRule="auto" w:after="0"/>
+        <w:ind w:left="340"/>
+      </w:pPr>
+      <w:r>
+        <w:rPr>
+          <w:rFonts w:ascii="Consolas" w:hAnsi="Consolas" w:eastAsia="宋体"/>
+          <w:color w:val="223344"/>
+          <w:sz w:val="19"/>
+        </w:rPr>
+        <w:t xml:space="preserve">   │                          ← 文件只管「存数据、给索引」</w:t>
+      </w:r>
+    </w:p>
+    <w:p>
+      <w:pPr>
+        <w:spacing w:line="240" w:lineRule="auto" w:after="0"/>
+        <w:ind w:left="340"/>
+      </w:pPr>
+      <w:r>
+        <w:rPr>
+          <w:rFonts w:ascii="Consolas" w:hAnsi="Consolas" w:eastAsia="宋体"/>
+          <w:color w:val="223344"/>
+          <w:sz w:val="19"/>
+        </w:rPr>
+        <w:t xml:space="preserve">   ├─ literatures / images / tags / lit_tags / img_tags</w:t>
+      </w:r>
+    </w:p>
+    <w:p>
+      <w:pPr>
+        <w:spacing w:line="240" w:lineRule="auto" w:after="0"/>
+        <w:ind w:left="340"/>
+      </w:pPr>
+      <w:r>
+        <w:rPr>
+          <w:rFonts w:ascii="Consolas" w:hAnsi="Consolas" w:eastAsia="宋体"/>
+          <w:color w:val="223344"/>
+          <w:sz w:val="19"/>
+        </w:rPr>
+        <w:t xml:space="preserve">   ├─ docs_fts / raw_json_fts  ← FTS5 trigram 全文索引</w:t>
+      </w:r>
+    </w:p>
+    <w:p>
+      <w:pPr>
+        <w:spacing w:line="240" w:lineRule="auto" w:after="0"/>
+        <w:ind w:left="340"/>
+      </w:pPr>
+      <w:r>
+        <w:rPr>
+          <w:rFonts w:ascii="Consolas" w:hAnsi="Consolas" w:eastAsia="宋体"/>
+          <w:color w:val="223344"/>
+          <w:sz w:val="19"/>
+        </w:rPr>
+        <w:t xml:space="preserve">   └─ graph_nodes / graph_edges ← 图谱节点与边</w:t>
+      </w:r>
+    </w:p>
+    <w:p/>
     <w:p>
       <w:r>
         <w:rPr>
@@ -891,32 +1029,76 @@
       </w:r>
     </w:p>
     <w:p>
-      <w:r>
-        <w:rPr>
-          <w:rFonts w:ascii="Times New Roman" w:hAnsi="Times New Roman" w:eastAsia="宋体"/>
-          <w:b w:val="0"/>
-          <w:sz w:val="22"/>
-        </w:rPr>
-        <w:t>``</w:t>
-      </w:r>
+      <w:pPr>
+        <w:spacing w:line="240" w:lineRule="auto" w:after="0"/>
+        <w:ind w:left="340"/>
+      </w:pPr>
       <w:r>
         <w:rPr>
           <w:rFonts w:ascii="Consolas" w:hAnsi="Consolas" w:eastAsia="宋体"/>
-          <w:b w:val="0"/>
-          <w:color w:val="A31D1D"/>
-          <w:sz w:val="21"/>
-        </w:rPr>
-        <w:t xml:space="preserve"> 用户在检索页输入「玉琮」 → GET /api/literatures?q=玉琮&amp;size=20 → 词长 2 &lt; trigram 阈值 3 → 整条查询退回 LIKE 扫描 docs_fts.content → 命中 67 篇，片段从 MD 正文里截取（substr + instr 定位命中窗口） → 前端渲染 20 条/页，命中词标黄 </w:t>
-      </w:r>
-      <w:r>
-        <w:rPr>
-          <w:rFonts w:ascii="Times New Roman" w:hAnsi="Times New Roman" w:eastAsia="宋体"/>
-          <w:b w:val="0"/>
-          <w:sz w:val="22"/>
-        </w:rPr>
-        <w:t>``</w:t>
+          <w:color w:val="223344"/>
+          <w:sz w:val="19"/>
+        </w:rPr>
+        <w:t>用户在检索页输入「玉琮」</w:t>
       </w:r>
     </w:p>
+    <w:p>
+      <w:pPr>
+        <w:spacing w:line="240" w:lineRule="auto" w:after="0"/>
+        <w:ind w:left="340"/>
+      </w:pPr>
+      <w:r>
+        <w:rPr>
+          <w:rFonts w:ascii="Consolas" w:hAnsi="Consolas" w:eastAsia="宋体"/>
+          <w:color w:val="223344"/>
+          <w:sz w:val="19"/>
+        </w:rPr>
+        <w:t xml:space="preserve">  → GET /api/literatures?q=玉琮&amp;size=20</w:t>
+      </w:r>
+    </w:p>
+    <w:p>
+      <w:pPr>
+        <w:spacing w:line="240" w:lineRule="auto" w:after="0"/>
+        <w:ind w:left="340"/>
+      </w:pPr>
+      <w:r>
+        <w:rPr>
+          <w:rFonts w:ascii="Consolas" w:hAnsi="Consolas" w:eastAsia="宋体"/>
+          <w:color w:val="223344"/>
+          <w:sz w:val="19"/>
+        </w:rPr>
+        <w:t xml:space="preserve">  → 词长 2 &lt; trigram 阈值 3 → 整条查询退回 LIKE 扫描 docs_fts.content</w:t>
+      </w:r>
+    </w:p>
+    <w:p>
+      <w:pPr>
+        <w:spacing w:line="240" w:lineRule="auto" w:after="0"/>
+        <w:ind w:left="340"/>
+      </w:pPr>
+      <w:r>
+        <w:rPr>
+          <w:rFonts w:ascii="Consolas" w:hAnsi="Consolas" w:eastAsia="宋体"/>
+          <w:color w:val="223344"/>
+          <w:sz w:val="19"/>
+        </w:rPr>
+        <w:t xml:space="preserve">  → 命中 67 篇，片段从 MD 正文里截取（substr + instr 定位命中窗口）</w:t>
+      </w:r>
+    </w:p>
+    <w:p>
+      <w:pPr>
+        <w:spacing w:line="240" w:lineRule="auto" w:after="0"/>
+        <w:ind w:left="340"/>
+      </w:pPr>
+      <w:r>
+        <w:rPr>
+          <w:rFonts w:ascii="Consolas" w:hAnsi="Consolas" w:eastAsia="宋体"/>
+          <w:color w:val="223344"/>
+          <w:sz w:val="19"/>
+        </w:rPr>
+        <w:t xml:space="preserve">  → 前端渲染 20 条/页，命中词标黄</w:t>
+      </w:r>
+    </w:p>
+    <w:p/>
     <w:p>
       <w:r>
         <w:rPr>
@@ -1582,20 +1764,25 @@
       </w:r>
     </w:p>
     <w:p>
+      <w:pPr>
+        <w:spacing w:after="80"/>
+        <w:ind w:left="454"/>
+      </w:pPr>
       <w:r>
         <w:rPr>
           <w:rFonts w:ascii="Times New Roman" w:hAnsi="Times New Roman" w:eastAsia="宋体"/>
           <w:b w:val="0"/>
-          <w:sz w:val="22"/>
-        </w:rPr>
-        <w:t xml:space="preserve">&gt; 这条不是教条，是从 </w:t>
+          <w:color w:val="445566"/>
+          <w:sz w:val="21"/>
+        </w:rPr>
+        <w:t xml:space="preserve">这条不是教条，是从 </w:t>
       </w:r>
       <w:r>
         <w:rPr>
           <w:rFonts w:ascii="Consolas" w:hAnsi="Consolas" w:eastAsia="宋体"/>
           <w:b w:val="0"/>
-          <w:color w:val="A31D1D"/>
-          <w:sz w:val="21"/>
+          <w:color w:val="445566"/>
+          <w:sz w:val="20"/>
         </w:rPr>
         <w:t>cacx</w:t>
       </w:r>
@@ -1603,15 +1790,17 @@
         <w:rPr>
           <w:rFonts w:ascii="Times New Roman" w:hAnsi="Times New Roman" w:eastAsia="宋体"/>
           <w:b w:val="0"/>
-          <w:sz w:val="22"/>
-        </w:rPr>
-        <w:t xml:space="preserve"> 的教训继承来的：它当年 1 311 条关系里有 417 条（31.8%）证据挂错， &gt; 而测试是</w:t>
+          <w:color w:val="445566"/>
+          <w:sz w:val="21"/>
+        </w:rPr>
+        <w:t xml:space="preserve"> 的教训继承来的：它当年 1 311 条关系里有 417 条（31.8%）证据挂错， 而测试是</w:t>
       </w:r>
       <w:r>
         <w:rPr>
           <w:rFonts w:ascii="Times New Roman" w:hAnsi="Times New Roman" w:eastAsia="宋体"/>
           <w:b/>
-          <w:sz w:val="22"/>
+          <w:color w:val="445566"/>
+          <w:sz w:val="21"/>
         </w:rPr>
         <w:t>绿的</w:t>
       </w:r>
@@ -1619,15 +1808,17 @@
         <w:rPr>
           <w:rFonts w:ascii="Times New Roman" w:hAnsi="Times New Roman" w:eastAsia="宋体"/>
           <w:b w:val="0"/>
-          <w:sz w:val="22"/>
-        </w:rPr>
-        <w:t xml:space="preserve">——因为测试只断言「证据句是原文的连续片段」，而标题本来就是原文片段。 &gt; </w:t>
+          <w:color w:val="445566"/>
+          <w:sz w:val="21"/>
+        </w:rPr>
+        <w:t xml:space="preserve">——因为测试只断言「证据句是原文的连续片段」，而标题本来就是原文片段。 </w:t>
       </w:r>
       <w:r>
         <w:rPr>
           <w:rFonts w:ascii="Times New Roman" w:hAnsi="Times New Roman" w:eastAsia="宋体"/>
           <w:b/>
-          <w:sz w:val="22"/>
+          <w:color w:val="445566"/>
+          <w:sz w:val="21"/>
         </w:rPr>
         <w:t>断言「产物合法」不等于断言「产物正确」。</w:t>
       </w:r>
@@ -1635,7 +1826,8 @@
         <w:rPr>
           <w:rFonts w:ascii="Times New Roman" w:hAnsi="Times New Roman" w:eastAsia="宋体"/>
           <w:b w:val="0"/>
-          <w:sz w:val="22"/>
+          <w:color w:val="445566"/>
+          <w:sz w:val="21"/>
         </w:rPr>
         <w:t xml:space="preserve"> 那次缺陷是「核对文档时顺手点了一条边」发现的，不是靠测试。</w:t>
       </w:r>
@@ -3314,19 +3506,25 @@
       </w:r>
     </w:p>
     <w:p>
+      <w:pPr>
+        <w:spacing w:after="80"/>
+        <w:ind w:left="454"/>
+      </w:pPr>
       <w:r>
         <w:rPr>
           <w:rFonts w:ascii="Times New Roman" w:hAnsi="Times New Roman" w:eastAsia="宋体"/>
           <w:b w:val="0"/>
-          <w:sz w:val="22"/>
-        </w:rPr>
-        <w:t xml:space="preserve">&gt; 顺带说明为什么不塞进「未细分」桶：那样看起来"干净"，但会把 31 条「环太湖」的信息一并丢掉。 &gt; </w:t>
+          <w:color w:val="445566"/>
+          <w:sz w:val="21"/>
+        </w:rPr>
+        <w:t xml:space="preserve">顺带说明为什么不塞进「未细分」桶：那样看起来"干净"，但会把 31 条「环太湖」的信息一并丢掉。 </w:t>
       </w:r>
       <w:r>
         <w:rPr>
           <w:rFonts w:ascii="Times New Roman" w:hAnsi="Times New Roman" w:eastAsia="宋体"/>
           <w:b/>
-          <w:sz w:val="22"/>
+          <w:color w:val="445566"/>
+          <w:sz w:val="21"/>
         </w:rPr>
         <w:t>丢信息的"整齐"比不整齐更糟。</w:t>
       </w:r>
@@ -4451,32 +4649,20 @@
       </w:r>
     </w:p>
     <w:p>
-      <w:r>
-        <w:rPr>
-          <w:rFonts w:ascii="Times New Roman" w:hAnsi="Times New Roman" w:eastAsia="宋体"/>
-          <w:b w:val="0"/>
-          <w:sz w:val="22"/>
-        </w:rPr>
-        <w:t>``</w:t>
-      </w:r>
+      <w:pPr>
+        <w:spacing w:line="240" w:lineRule="auto" w:after="0"/>
+        <w:ind w:left="340"/>
+      </w:pPr>
       <w:r>
         <w:rPr>
           <w:rFonts w:ascii="Consolas" w:hAnsi="Consolas" w:eastAsia="宋体"/>
-          <w:b w:val="0"/>
-          <w:color w:val="A31D1D"/>
-          <w:sz w:val="21"/>
-        </w:rPr>
-        <w:t xml:space="preserve">powershell python tests/test_all.py --api </w:t>
-      </w:r>
-      <w:r>
-        <w:rPr>
-          <w:rFonts w:ascii="Times New Roman" w:hAnsi="Times New Roman" w:eastAsia="宋体"/>
-          <w:b w:val="0"/>
-          <w:sz w:val="22"/>
-        </w:rPr>
-        <w:t>``</w:t>
+          <w:color w:val="223344"/>
+          <w:sz w:val="19"/>
+        </w:rPr>
+        <w:t>python tests/test_all.py --api</w:t>
       </w:r>
     </w:p>
+    <w:p/>
     <w:p>
       <w:r>
         <w:rPr>
@@ -4555,13 +4741,28 @@
       </w:r>
     </w:p>
     <w:p>
+      <w:pPr>
+        <w:spacing w:line="240" w:lineRule="auto" w:after="0"/>
+        <w:ind w:left="340"/>
+      </w:pPr>
+      <w:r>
+        <w:rPr>
+          <w:rFonts w:ascii="Consolas" w:hAnsi="Consolas" w:eastAsia="宋体"/>
+          <w:color w:val="223344"/>
+          <w:sz w:val="19"/>
+        </w:rPr>
+        <w:t>双击「启动.cmd」</w:t>
+      </w:r>
+    </w:p>
+    <w:p/>
+    <w:p>
       <w:r>
         <w:rPr>
           <w:rFonts w:ascii="Times New Roman" w:hAnsi="Times New Roman" w:eastAsia="宋体"/>
           <w:b w:val="0"/>
           <w:sz w:val="22"/>
         </w:rPr>
-        <w:t>``</w:t>
+        <w:t>脚本会：探测解释器（</w:t>
       </w:r>
       <w:r>
         <w:rPr>
@@ -4570,7 +4771,7 @@
           <w:color w:val="A31D1D"/>
           <w:sz w:val="21"/>
         </w:rPr>
-        <w:t xml:space="preserve"> 双击「启动.cmd」 </w:t>
+        <w:t>py -3</w:t>
       </w:r>
       <w:r>
         <w:rPr>
@@ -4578,17 +4779,7 @@
           <w:b w:val="0"/>
           <w:sz w:val="22"/>
         </w:rPr>
-        <w:t>``</w:t>
-      </w:r>
-    </w:p>
-    <w:p>
-      <w:r>
-        <w:rPr>
-          <w:rFonts w:ascii="Times New Roman" w:hAnsi="Times New Roman" w:eastAsia="宋体"/>
-          <w:b w:val="0"/>
-          <w:sz w:val="22"/>
-        </w:rPr>
-        <w:t>脚本会：探测解释器（</w:t>
+        <w:t xml:space="preserve"> / </w:t>
       </w:r>
       <w:r>
         <w:rPr>
@@ -4597,7 +4788,7 @@
           <w:color w:val="A31D1D"/>
           <w:sz w:val="21"/>
         </w:rPr>
-        <w:t>py -3</w:t>
+        <w:t>python</w:t>
       </w:r>
       <w:r>
         <w:rPr>
@@ -4614,7 +4805,7 @@
           <w:color w:val="A31D1D"/>
           <w:sz w:val="21"/>
         </w:rPr>
-        <w:t>python</w:t>
+        <w:t>python3</w:t>
       </w:r>
       <w:r>
         <w:rPr>
@@ -4622,7 +4813,7 @@
           <w:b w:val="0"/>
           <w:sz w:val="22"/>
         </w:rPr>
-        <w:t xml:space="preserve"> / </w:t>
+        <w:t xml:space="preserve"> / 随包 </w:t>
       </w:r>
       <w:r>
         <w:rPr>
@@ -4631,7 +4822,7 @@
           <w:color w:val="A31D1D"/>
           <w:sz w:val="21"/>
         </w:rPr>
-        <w:t>python3</w:t>
+        <w:t>runtime\</w:t>
       </w:r>
       <w:r>
         <w:rPr>
@@ -4639,16 +4830,15 @@
           <w:b w:val="0"/>
           <w:sz w:val="22"/>
         </w:rPr>
-        <w:t xml:space="preserve"> / 随包 </w:t>
-      </w:r>
-      <w:r>
-        <w:rPr>
-          <w:rFonts w:ascii="Consolas" w:hAnsi="Consolas" w:eastAsia="宋体"/>
-          <w:b w:val="0"/>
-          <w:color w:val="A31D1D"/>
-          <w:sz w:val="21"/>
-        </w:rPr>
-        <w:t>runtime\</w:t>
+        <w:t xml:space="preserve">）→ 装依赖 → 首次自动迁移数据 → 起服务 → </w:t>
+      </w:r>
+      <w:r>
+        <w:rPr>
+          <w:rFonts w:ascii="Times New Roman" w:hAnsi="Times New Roman" w:eastAsia="宋体"/>
+          <w:b/>
+          <w:sz w:val="22"/>
+        </w:rPr>
+        <w:t>自动打开浏览器</w:t>
       </w:r>
       <w:r>
         <w:rPr>
@@ -4656,7 +4846,7 @@
           <w:b w:val="0"/>
           <w:sz w:val="22"/>
         </w:rPr>
-        <w:t xml:space="preserve">）→ 装依赖 → 首次自动迁移数据 → 起服务 → </w:t>
+        <w:t xml:space="preserve">。 </w:t>
       </w:r>
       <w:r>
         <w:rPr>
@@ -4664,149 +4854,148 @@
           <w:b/>
           <w:sz w:val="22"/>
         </w:rPr>
-        <w:t>自动打开浏览器</w:t>
-      </w:r>
+        <w:t>关掉那个黑色命令行窗口 = 关服务。</w:t>
+      </w:r>
+    </w:p>
+    <w:p>
+      <w:pPr>
+        <w:spacing w:after="80"/>
+        <w:ind w:left="454"/>
+      </w:pPr>
       <w:r>
         <w:rPr>
           <w:rFonts w:ascii="Times New Roman" w:hAnsi="Times New Roman" w:eastAsia="宋体"/>
           <w:b w:val="0"/>
-          <w:sz w:val="22"/>
-        </w:rPr>
-        <w:t xml:space="preserve">。 </w:t>
+          <w:color w:val="445566"/>
+          <w:sz w:val="21"/>
+        </w:rPr>
+        <w:t xml:space="preserve">⚠️ 写 </w:t>
+      </w:r>
+      <w:r>
+        <w:rPr>
+          <w:rFonts w:ascii="Consolas" w:hAnsi="Consolas" w:eastAsia="宋体"/>
+          <w:b w:val="0"/>
+          <w:color w:val="445566"/>
+          <w:sz w:val="20"/>
+        </w:rPr>
+        <w:t>.cmd</w:t>
+      </w:r>
+      <w:r>
+        <w:rPr>
+          <w:rFonts w:ascii="Times New Roman" w:hAnsi="Times New Roman" w:eastAsia="宋体"/>
+          <w:b w:val="0"/>
+          <w:color w:val="445566"/>
+          <w:sz w:val="21"/>
+        </w:rPr>
+        <w:t xml:space="preserve"> 的两条硬规矩（本轮都踩了）： ① </w:t>
       </w:r>
       <w:r>
         <w:rPr>
           <w:rFonts w:ascii="Times New Roman" w:hAnsi="Times New Roman" w:eastAsia="宋体"/>
           <w:b/>
-          <w:sz w:val="22"/>
-        </w:rPr>
-        <w:t>关掉那个黑色命令行窗口 = 关服务。</w:t>
-      </w:r>
-    </w:p>
-    <w:p>
+          <w:color w:val="445566"/>
+          <w:sz w:val="21"/>
+        </w:rPr>
+        <w:t>正文必须纯 ASCII + CRLF。</w:t>
+      </w:r>
       <w:r>
         <w:rPr>
           <w:rFonts w:ascii="Times New Roman" w:hAnsi="Times New Roman" w:eastAsia="宋体"/>
           <w:b w:val="0"/>
-          <w:sz w:val="22"/>
-        </w:rPr>
-        <w:t xml:space="preserve">&gt; ⚠️ 写 </w:t>
+          <w:color w:val="445566"/>
+          <w:sz w:val="21"/>
+        </w:rPr>
+        <w:t xml:space="preserve"> 中文写进 cmd 正文会被 cmd.exe 咬坏后续行 → 双击闪退。 ② </w:t>
+      </w:r>
+      <w:r>
+        <w:rPr>
+          <w:rFonts w:ascii="Times New Roman" w:hAnsi="Times New Roman" w:eastAsia="宋体"/>
+          <w:b/>
+          <w:color w:val="445566"/>
+          <w:sz w:val="21"/>
+        </w:rPr>
+        <w:t>文案里不能有裸括号。</w:t>
+      </w:r>
+      <w:r>
+        <w:rPr>
+          <w:rFonts w:ascii="Times New Roman" w:hAnsi="Times New Roman" w:eastAsia="宋体"/>
+          <w:b w:val="0"/>
+          <w:color w:val="445566"/>
+          <w:sz w:val="21"/>
+        </w:rPr>
+        <w:t xml:space="preserve"> </w:t>
       </w:r>
       <w:r>
         <w:rPr>
           <w:rFonts w:ascii="Consolas" w:hAnsi="Consolas" w:eastAsia="宋体"/>
           <w:b w:val="0"/>
-          <w:color w:val="A31D1D"/>
-          <w:sz w:val="21"/>
-        </w:rPr>
-        <w:t>.cmd</w:t>
+          <w:color w:val="445566"/>
+          <w:sz w:val="20"/>
+        </w:rPr>
+        <w:t>echo 02*(...)/04_xxx</w:t>
       </w:r>
       <w:r>
         <w:rPr>
           <w:rFonts w:ascii="Times New Roman" w:hAnsi="Times New Roman" w:eastAsia="宋体"/>
           <w:b w:val="0"/>
-          <w:sz w:val="22"/>
-        </w:rPr>
-        <w:t xml:space="preserve"> 的两条硬规矩（本轮都踩了）： &gt; ① </w:t>
+          <w:color w:val="445566"/>
+          <w:sz w:val="21"/>
+        </w:rPr>
+        <w:t xml:space="preserve"> 里的 </w:t>
+      </w:r>
+      <w:r>
+        <w:rPr>
+          <w:rFonts w:ascii="Consolas" w:hAnsi="Consolas" w:eastAsia="宋体"/>
+          <w:b w:val="0"/>
+          <w:color w:val="445566"/>
+          <w:sz w:val="20"/>
+        </w:rPr>
+        <w:t>(</w:t>
+      </w:r>
+      <w:r>
+        <w:rPr>
+          <w:rFonts w:ascii="Times New Roman" w:hAnsi="Times New Roman" w:eastAsia="宋体"/>
+          <w:b w:val="0"/>
+          <w:color w:val="445566"/>
+          <w:sz w:val="21"/>
+        </w:rPr>
+        <w:t xml:space="preserve"> 会让 cmd 的复合语句块 解析崩掉（</w:t>
+      </w:r>
+      <w:r>
+        <w:rPr>
+          <w:rFonts w:ascii="Consolas" w:hAnsi="Consolas" w:eastAsia="宋体"/>
+          <w:b w:val="0"/>
+          <w:color w:val="445566"/>
+          <w:sz w:val="20"/>
+        </w:rPr>
+        <w:t>/04_ was unexpected at this time.</w:t>
+      </w:r>
+      <w:r>
+        <w:rPr>
+          <w:rFonts w:ascii="Times New Roman" w:hAnsi="Times New Roman" w:eastAsia="宋体"/>
+          <w:b w:val="0"/>
+          <w:color w:val="445566"/>
+          <w:sz w:val="21"/>
+        </w:rPr>
+        <w:t>）——</w:t>
       </w:r>
       <w:r>
         <w:rPr>
           <w:rFonts w:ascii="Times New Roman" w:hAnsi="Times New Roman" w:eastAsia="宋体"/>
           <w:b/>
-          <w:sz w:val="22"/>
-        </w:rPr>
-        <w:t>正文必须纯 ASCII + CRLF。</w:t>
+          <w:color w:val="445566"/>
+          <w:sz w:val="21"/>
+        </w:rPr>
+        <w:t>即使那个分支不执行，cmd 也要先解析</w:t>
       </w:r>
       <w:r>
         <w:rPr>
           <w:rFonts w:ascii="Times New Roman" w:hAnsi="Times New Roman" w:eastAsia="宋体"/>
           <w:b w:val="0"/>
-          <w:sz w:val="22"/>
-        </w:rPr>
-        <w:t xml:space="preserve"> 中文写进 cmd 正文会被 cmd.exe 咬坏后续行 → 双击闪退。 &gt; ② </w:t>
-      </w:r>
-      <w:r>
-        <w:rPr>
-          <w:rFonts w:ascii="Times New Roman" w:hAnsi="Times New Roman" w:eastAsia="宋体"/>
-          <w:b/>
-          <w:sz w:val="22"/>
-        </w:rPr>
-        <w:t>文案里不能有裸括号。</w:t>
-      </w:r>
-      <w:r>
-        <w:rPr>
-          <w:rFonts w:ascii="Times New Roman" w:hAnsi="Times New Roman" w:eastAsia="宋体"/>
-          <w:b w:val="0"/>
-          <w:sz w:val="22"/>
-        </w:rPr>
-        <w:t xml:space="preserve"> </w:t>
-      </w:r>
-      <w:r>
-        <w:rPr>
-          <w:rFonts w:ascii="Consolas" w:hAnsi="Consolas" w:eastAsia="宋体"/>
-          <w:b w:val="0"/>
-          <w:color w:val="A31D1D"/>
+          <w:color w:val="445566"/>
           <w:sz w:val="21"/>
         </w:rPr>
-        <w:t>echo 02*(...)/04_xxx</w:t>
-      </w:r>
-      <w:r>
-        <w:rPr>
-          <w:rFonts w:ascii="Times New Roman" w:hAnsi="Times New Roman" w:eastAsia="宋体"/>
-          <w:b w:val="0"/>
-          <w:sz w:val="22"/>
-        </w:rPr>
-        <w:t xml:space="preserve"> 里的 </w:t>
-      </w:r>
-      <w:r>
-        <w:rPr>
-          <w:rFonts w:ascii="Consolas" w:hAnsi="Consolas" w:eastAsia="宋体"/>
-          <w:b w:val="0"/>
-          <w:color w:val="A31D1D"/>
-          <w:sz w:val="21"/>
-        </w:rPr>
-        <w:t>(</w:t>
-      </w:r>
-      <w:r>
-        <w:rPr>
-          <w:rFonts w:ascii="Times New Roman" w:hAnsi="Times New Roman" w:eastAsia="宋体"/>
-          <w:b w:val="0"/>
-          <w:sz w:val="22"/>
-        </w:rPr>
-        <w:t xml:space="preserve"> 会让 cmd 的复合语句块 &gt; 解析崩掉（</w:t>
-      </w:r>
-      <w:r>
-        <w:rPr>
-          <w:rFonts w:ascii="Consolas" w:hAnsi="Consolas" w:eastAsia="宋体"/>
-          <w:b w:val="0"/>
-          <w:color w:val="A31D1D"/>
-          <w:sz w:val="21"/>
-        </w:rPr>
-        <w:t>/04_ was unexpected at this time.</w:t>
-      </w:r>
-      <w:r>
-        <w:rPr>
-          <w:rFonts w:ascii="Times New Roman" w:hAnsi="Times New Roman" w:eastAsia="宋体"/>
-          <w:b w:val="0"/>
-          <w:sz w:val="22"/>
-        </w:rPr>
-        <w:t>）——</w:t>
-      </w:r>
-      <w:r>
-        <w:rPr>
-          <w:rFonts w:ascii="Times New Roman" w:hAnsi="Times New Roman" w:eastAsia="宋体"/>
-          <w:b/>
-          <w:sz w:val="22"/>
-        </w:rPr>
-        <w:t>即使那个分支不执行，cmd 也要先解析</w:t>
-      </w:r>
-      <w:r>
-        <w:rPr>
-          <w:rFonts w:ascii="Times New Roman" w:hAnsi="Times New Roman" w:eastAsia="宋体"/>
-          <w:b w:val="0"/>
-          <w:sz w:val="22"/>
-        </w:rPr>
-        <w:t>。 &gt; 这两个坑都在真实窗口里跑出来后才发现，本机纪律「脚本类交付物必须在用户可见的真实窗口里验收」 &gt; 正是为此。</w:t>
+        <w:t>。 这两个坑都在真实窗口里跑出来后才发现，本机纪律「脚本类交付物必须在用户可见的真实窗口里验收」 正是为此。</w:t>
       </w:r>
     </w:p>
     <w:p>
@@ -4949,40 +5138,34 @@
       </w:r>
     </w:p>
     <w:p>
-      <w:r>
-        <w:rPr>
-          <w:rFonts w:ascii="Times New Roman" w:hAnsi="Times New Roman" w:eastAsia="宋体"/>
-          <w:b w:val="0"/>
-          <w:sz w:val="22"/>
-        </w:rPr>
-        <w:t>```powershell python -m lzkg migrate     # 数据变了就重跑（幂等，17~22 秒）</w:t>
+      <w:pPr>
+        <w:spacing w:line="240" w:lineRule="auto" w:after="0"/>
+        <w:ind w:left="340"/>
+      </w:pPr>
+      <w:r>
+        <w:rPr>
+          <w:rFonts w:ascii="Consolas" w:hAnsi="Consolas" w:eastAsia="宋体"/>
+          <w:color w:val="223344"/>
+          <w:sz w:val="19"/>
+        </w:rPr>
+        <w:t>python -m lzkg migrate     # 数据变了就重跑（幂等，17~22 秒）</w:t>
       </w:r>
     </w:p>
     <w:p>
       <w:pPr>
-        <w:pStyle w:val="Heading1"/>
-        <w:spacing w:before="280" w:after="120"/>
+        <w:spacing w:line="240" w:lineRule="auto" w:after="0"/>
+        <w:ind w:left="340"/>
       </w:pPr>
       <w:r>
         <w:rPr>
-          <w:rFonts w:ascii="Times New Roman" w:hAnsi="Times New Roman" w:eastAsia="黑体"/>
-          <w:b/>
-          <w:sz w:val="36"/>
-        </w:rPr>
-        <w:t>重启服务即生效</w:t>
+          <w:rFonts w:ascii="Consolas" w:hAnsi="Consolas" w:eastAsia="宋体"/>
+          <w:color w:val="223344"/>
+          <w:sz w:val="19"/>
+        </w:rPr>
+        <w:t># 重启服务即生效</w:t>
       </w:r>
     </w:p>
-    <w:p>
-      <w:r>
-        <w:rPr>
-          <w:rFonts w:ascii="Consolas" w:hAnsi="Consolas" w:eastAsia="宋体"/>
-          <w:b w:val="0"/>
-          <w:color w:val="A31D1D"/>
-          <w:sz w:val="21"/>
-        </w:rPr>
-        <w:t>`</w:t>
-      </w:r>
-    </w:p>
+    <w:p/>
     <w:p>
       <w:pPr>
         <w:pStyle w:val="Heading3"/>
@@ -5878,32 +6061,272 @@
       </w:r>
     </w:p>
     <w:p>
-      <w:r>
-        <w:rPr>
-          <w:rFonts w:ascii="Times New Roman" w:hAnsi="Times New Roman" w:eastAsia="宋体"/>
-          <w:b w:val="0"/>
-          <w:sz w:val="22"/>
-        </w:rPr>
-        <w:t>``</w:t>
-      </w:r>
+      <w:pPr>
+        <w:spacing w:line="240" w:lineRule="auto" w:after="0"/>
+        <w:ind w:left="340"/>
+      </w:pPr>
       <w:r>
         <w:rPr>
           <w:rFonts w:ascii="Consolas" w:hAnsi="Consolas" w:eastAsia="宋体"/>
-          <w:b w:val="0"/>
-          <w:color w:val="A31D1D"/>
-          <w:sz w:val="21"/>
-        </w:rPr>
-        <w:t xml:space="preserve"> 03/ ├── AGENTS.md                    工程约定（后续会话必读） ├── 00-前情报告/                 建设前的可行性与能力边界评估（含课件边界转写） ├── 01-程序/                     工程本体（见其 README.md） │   ├── 启动.cmd / 停止.cmd │   ├── README.md │   ├── requirements.txt │   ├── config.json              运行时生成 │   ├── data/lzkg.db             运行时生成（347 MB） │   ├── _docs/数据契约.md        ★ schema + 15 个端点的契约 │   ├── _docs/字段模板/          两个填写模板（含数据字典页）+ 生成脚本 │   ├── lzkg/                    config / db / migrate / graph / nbkg / app / __main__ │   │   └── web/static/index.html │   └── tests/test_all.py        验收脚本（50 项判据） ├── 02-报告/                     本报告 └── 03-对接包/                    ★ 组内成员交接包 ├── 对接说明.md / .docx       交接主文档（目录地图、模块边界、改数据流程、坑清单、分工） ├── 变更日志.md / .docx └── 良渚文献目录站_对接包_v1.0.zip   （106.9 MB，22 项，含库与模板） </w:t>
-      </w:r>
-      <w:r>
-        <w:rPr>
-          <w:rFonts w:ascii="Times New Roman" w:hAnsi="Times New Roman" w:eastAsia="宋体"/>
-          <w:b w:val="0"/>
-          <w:sz w:val="22"/>
-        </w:rPr>
-        <w:t>``</w:t>
+          <w:color w:val="223344"/>
+          <w:sz w:val="19"/>
+        </w:rPr>
+        <w:t>03/</w:t>
       </w:r>
     </w:p>
+    <w:p>
+      <w:pPr>
+        <w:spacing w:line="240" w:lineRule="auto" w:after="0"/>
+        <w:ind w:left="340"/>
+      </w:pPr>
+      <w:r>
+        <w:rPr>
+          <w:rFonts w:ascii="Consolas" w:hAnsi="Consolas" w:eastAsia="宋体"/>
+          <w:color w:val="223344"/>
+          <w:sz w:val="19"/>
+        </w:rPr>
+        <w:t>├── AGENTS.md                    工程约定（后续会话必读）</w:t>
+      </w:r>
+    </w:p>
+    <w:p>
+      <w:pPr>
+        <w:spacing w:line="240" w:lineRule="auto" w:after="0"/>
+        <w:ind w:left="340"/>
+      </w:pPr>
+      <w:r>
+        <w:rPr>
+          <w:rFonts w:ascii="Consolas" w:hAnsi="Consolas" w:eastAsia="宋体"/>
+          <w:color w:val="223344"/>
+          <w:sz w:val="19"/>
+        </w:rPr>
+        <w:t>├── 00-前情报告/                 建设前的可行性与能力边界评估（含课件边界转写）</w:t>
+      </w:r>
+    </w:p>
+    <w:p>
+      <w:pPr>
+        <w:spacing w:line="240" w:lineRule="auto" w:after="0"/>
+        <w:ind w:left="340"/>
+      </w:pPr>
+      <w:r>
+        <w:rPr>
+          <w:rFonts w:ascii="Consolas" w:hAnsi="Consolas" w:eastAsia="宋体"/>
+          <w:color w:val="223344"/>
+          <w:sz w:val="19"/>
+        </w:rPr>
+        <w:t>├── 01-程序/                     工程本体（见其 README.md）</w:t>
+      </w:r>
+    </w:p>
+    <w:p>
+      <w:pPr>
+        <w:spacing w:line="240" w:lineRule="auto" w:after="0"/>
+        <w:ind w:left="340"/>
+      </w:pPr>
+      <w:r>
+        <w:rPr>
+          <w:rFonts w:ascii="Consolas" w:hAnsi="Consolas" w:eastAsia="宋体"/>
+          <w:color w:val="223344"/>
+          <w:sz w:val="19"/>
+        </w:rPr>
+        <w:t>│   ├── 启动.cmd / 停止.cmd</w:t>
+      </w:r>
+    </w:p>
+    <w:p>
+      <w:pPr>
+        <w:spacing w:line="240" w:lineRule="auto" w:after="0"/>
+        <w:ind w:left="340"/>
+      </w:pPr>
+      <w:r>
+        <w:rPr>
+          <w:rFonts w:ascii="Consolas" w:hAnsi="Consolas" w:eastAsia="宋体"/>
+          <w:color w:val="223344"/>
+          <w:sz w:val="19"/>
+        </w:rPr>
+        <w:t>│   ├── README.md</w:t>
+      </w:r>
+    </w:p>
+    <w:p>
+      <w:pPr>
+        <w:spacing w:line="240" w:lineRule="auto" w:after="0"/>
+        <w:ind w:left="340"/>
+      </w:pPr>
+      <w:r>
+        <w:rPr>
+          <w:rFonts w:ascii="Consolas" w:hAnsi="Consolas" w:eastAsia="宋体"/>
+          <w:color w:val="223344"/>
+          <w:sz w:val="19"/>
+        </w:rPr>
+        <w:t>│   ├── requirements.txt</w:t>
+      </w:r>
+    </w:p>
+    <w:p>
+      <w:pPr>
+        <w:spacing w:line="240" w:lineRule="auto" w:after="0"/>
+        <w:ind w:left="340"/>
+      </w:pPr>
+      <w:r>
+        <w:rPr>
+          <w:rFonts w:ascii="Consolas" w:hAnsi="Consolas" w:eastAsia="宋体"/>
+          <w:color w:val="223344"/>
+          <w:sz w:val="19"/>
+        </w:rPr>
+        <w:t>│   ├── config.json              运行时生成</w:t>
+      </w:r>
+    </w:p>
+    <w:p>
+      <w:pPr>
+        <w:spacing w:line="240" w:lineRule="auto" w:after="0"/>
+        <w:ind w:left="340"/>
+      </w:pPr>
+      <w:r>
+        <w:rPr>
+          <w:rFonts w:ascii="Consolas" w:hAnsi="Consolas" w:eastAsia="宋体"/>
+          <w:color w:val="223344"/>
+          <w:sz w:val="19"/>
+        </w:rPr>
+        <w:t>│   ├── data/lzkg.db             运行时生成（347 MB）</w:t>
+      </w:r>
+    </w:p>
+    <w:p>
+      <w:pPr>
+        <w:spacing w:line="240" w:lineRule="auto" w:after="0"/>
+        <w:ind w:left="340"/>
+      </w:pPr>
+      <w:r>
+        <w:rPr>
+          <w:rFonts w:ascii="Consolas" w:hAnsi="Consolas" w:eastAsia="宋体"/>
+          <w:color w:val="223344"/>
+          <w:sz w:val="19"/>
+        </w:rPr>
+        <w:t>│   ├── _docs/数据契约.md        ★ schema + 15 个端点的契约</w:t>
+      </w:r>
+    </w:p>
+    <w:p>
+      <w:pPr>
+        <w:spacing w:line="240" w:lineRule="auto" w:after="0"/>
+        <w:ind w:left="340"/>
+      </w:pPr>
+      <w:r>
+        <w:rPr>
+          <w:rFonts w:ascii="Consolas" w:hAnsi="Consolas" w:eastAsia="宋体"/>
+          <w:color w:val="223344"/>
+          <w:sz w:val="19"/>
+        </w:rPr>
+        <w:t>│   ├── _docs/字段模板/          两个填写模板（含数据字典页）+ 生成脚本</w:t>
+      </w:r>
+    </w:p>
+    <w:p>
+      <w:pPr>
+        <w:spacing w:line="240" w:lineRule="auto" w:after="0"/>
+        <w:ind w:left="340"/>
+      </w:pPr>
+      <w:r>
+        <w:rPr>
+          <w:rFonts w:ascii="Consolas" w:hAnsi="Consolas" w:eastAsia="宋体"/>
+          <w:color w:val="223344"/>
+          <w:sz w:val="19"/>
+        </w:rPr>
+        <w:t>│   ├── lzkg/                    config / db / migrate / graph / nbkg / app / __main__</w:t>
+      </w:r>
+    </w:p>
+    <w:p>
+      <w:pPr>
+        <w:spacing w:line="240" w:lineRule="auto" w:after="0"/>
+        <w:ind w:left="340"/>
+      </w:pPr>
+      <w:r>
+        <w:rPr>
+          <w:rFonts w:ascii="Consolas" w:hAnsi="Consolas" w:eastAsia="宋体"/>
+          <w:color w:val="223344"/>
+          <w:sz w:val="19"/>
+        </w:rPr>
+        <w:t>│   │   └── web/static/index.html</w:t>
+      </w:r>
+    </w:p>
+    <w:p>
+      <w:pPr>
+        <w:spacing w:line="240" w:lineRule="auto" w:after="0"/>
+        <w:ind w:left="340"/>
+      </w:pPr>
+      <w:r>
+        <w:rPr>
+          <w:rFonts w:ascii="Consolas" w:hAnsi="Consolas" w:eastAsia="宋体"/>
+          <w:color w:val="223344"/>
+          <w:sz w:val="19"/>
+        </w:rPr>
+        <w:t>│   └── tests/test_all.py        验收脚本（50 项判据）</w:t>
+      </w:r>
+    </w:p>
+    <w:p>
+      <w:pPr>
+        <w:spacing w:line="240" w:lineRule="auto" w:after="0"/>
+        <w:ind w:left="340"/>
+      </w:pPr>
+      <w:r>
+        <w:rPr>
+          <w:rFonts w:ascii="Consolas" w:hAnsi="Consolas" w:eastAsia="宋体"/>
+          <w:color w:val="223344"/>
+          <w:sz w:val="19"/>
+        </w:rPr>
+        <w:t>├── 02-报告/                     本报告</w:t>
+      </w:r>
+    </w:p>
+    <w:p>
+      <w:pPr>
+        <w:spacing w:line="240" w:lineRule="auto" w:after="0"/>
+        <w:ind w:left="340"/>
+      </w:pPr>
+      <w:r>
+        <w:rPr>
+          <w:rFonts w:ascii="Consolas" w:hAnsi="Consolas" w:eastAsia="宋体"/>
+          <w:color w:val="223344"/>
+          <w:sz w:val="19"/>
+        </w:rPr>
+        <w:t>└── 03-对接包/                    ★ 组内成员交接包</w:t>
+      </w:r>
+    </w:p>
+    <w:p>
+      <w:pPr>
+        <w:spacing w:line="240" w:lineRule="auto" w:after="0"/>
+        <w:ind w:left="340"/>
+      </w:pPr>
+      <w:r>
+        <w:rPr>
+          <w:rFonts w:ascii="Consolas" w:hAnsi="Consolas" w:eastAsia="宋体"/>
+          <w:color w:val="223344"/>
+          <w:sz w:val="19"/>
+        </w:rPr>
+        <w:t xml:space="preserve">    ├── 对接说明.md / .docx       交接主文档（目录地图、模块边界、改数据流程、坑清单、分工）</w:t>
+      </w:r>
+    </w:p>
+    <w:p>
+      <w:pPr>
+        <w:spacing w:line="240" w:lineRule="auto" w:after="0"/>
+        <w:ind w:left="340"/>
+      </w:pPr>
+      <w:r>
+        <w:rPr>
+          <w:rFonts w:ascii="Consolas" w:hAnsi="Consolas" w:eastAsia="宋体"/>
+          <w:color w:val="223344"/>
+          <w:sz w:val="19"/>
+        </w:rPr>
+        <w:t xml:space="preserve">    ├── 变更日志.md / .docx</w:t>
+      </w:r>
+    </w:p>
+    <w:p>
+      <w:pPr>
+        <w:spacing w:line="240" w:lineRule="auto" w:after="0"/>
+        <w:ind w:left="340"/>
+      </w:pPr>
+      <w:r>
+        <w:rPr>
+          <w:rFonts w:ascii="Consolas" w:hAnsi="Consolas" w:eastAsia="宋体"/>
+          <w:color w:val="223344"/>
+          <w:sz w:val="19"/>
+        </w:rPr>
+        <w:t xml:space="preserve">    └── 良渚文献目录站_对接包_v1.0.zip   （106.9 MB，22 项，含库与模板）</w:t>
+      </w:r>
+    </w:p>
+    <w:p/>
     <w:p>
       <w:r>
         <w:rPr>
